--- a/klagomål/Västra Kikkejaure Rengärdet avvanm FSC-klagomål.docx
+++ b/klagomål/Västra Kikkejaure Rengärdet avvanm FSC-klagomål.docx
@@ -1474,7 +1474,7 @@
     <w:r>
       <w:tab/>
       <w:tab/>
-      <w:t>2026-07-22</w:t>
+      <w:t>2026-07-23</w:t>
       <w:br/>
       <w:br/>
     </w:r>

--- a/klagomål/Västra Kikkejaure Rengärdet avvanm FSC-klagomål.docx
+++ b/klagomål/Västra Kikkejaure Rengärdet avvanm FSC-klagomål.docx
@@ -1474,7 +1474,7 @@
     <w:r>
       <w:tab/>
       <w:tab/>
-      <w:t>2026-07-23</w:t>
+      <w:t>2026-07-24</w:t>
       <w:br/>
       <w:br/>
     </w:r>

--- a/klagomål/Västra Kikkejaure Rengärdet avvanm FSC-klagomål.docx
+++ b/klagomål/Västra Kikkejaure Rengärdet avvanm FSC-klagomål.docx
@@ -1474,7 +1474,7 @@
     <w:r>
       <w:tab/>
       <w:tab/>
-      <w:t>2026-07-24</w:t>
+      <w:t>2026-07-25</w:t>
       <w:br/>
       <w:br/>
     </w:r>

--- a/klagomål/Västra Kikkejaure Rengärdet avvanm FSC-klagomål.docx
+++ b/klagomål/Västra Kikkejaure Rengärdet avvanm FSC-klagomål.docx
@@ -1474,7 +1474,7 @@
     <w:r>
       <w:tab/>
       <w:tab/>
-      <w:t>2026-07-25</w:t>
+      <w:t>2026-07-26</w:t>
       <w:br/>
       <w:br/>
     </w:r>

--- a/klagomål/Västra Kikkejaure Rengärdet avvanm FSC-klagomål.docx
+++ b/klagomål/Västra Kikkejaure Rengärdet avvanm FSC-klagomål.docx
@@ -1474,7 +1474,7 @@
     <w:r>
       <w:tab/>
       <w:tab/>
-      <w:t>2026-07-26</w:t>
+      <w:t>2026-07-27</w:t>
       <w:br/>
       <w:br/>
     </w:r>

--- a/klagomål/Västra Kikkejaure Rengärdet avvanm FSC-klagomål.docx
+++ b/klagomål/Västra Kikkejaure Rengärdet avvanm FSC-klagomål.docx
@@ -1474,7 +1474,7 @@
     <w:r>
       <w:tab/>
       <w:tab/>
-      <w:t>2026-07-27</w:t>
+      <w:t>2026-07-28</w:t>
       <w:br/>
       <w:br/>
     </w:r>

--- a/klagomål/Västra Kikkejaure Rengärdet avvanm FSC-klagomål.docx
+++ b/klagomål/Västra Kikkejaure Rengärdet avvanm FSC-klagomål.docx
@@ -1474,7 +1474,7 @@
     <w:r>
       <w:tab/>
       <w:tab/>
-      <w:t>2026-07-28</w:t>
+      <w:t>2026-07-29</w:t>
       <w:br/>
       <w:br/>
     </w:r>

--- a/klagomål/Västra Kikkejaure Rengärdet avvanm FSC-klagomål.docx
+++ b/klagomål/Västra Kikkejaure Rengärdet avvanm FSC-klagomål.docx
@@ -1474,7 +1474,7 @@
     <w:r>
       <w:tab/>
       <w:tab/>
-      <w:t>2026-07-29</w:t>
+      <w:t>2026-07-30</w:t>
       <w:br/>
       <w:br/>
     </w:r>

--- a/klagomål/Västra Kikkejaure Rengärdet avvanm FSC-klagomål.docx
+++ b/klagomål/Västra Kikkejaure Rengärdet avvanm FSC-klagomål.docx
@@ -1474,7 +1474,7 @@
     <w:r>
       <w:tab/>
       <w:tab/>
-      <w:t>2026-07-30</w:t>
+      <w:t>2026-07-31</w:t>
       <w:br/>
       <w:br/>
     </w:r>

--- a/klagomål/Västra Kikkejaure Rengärdet avvanm FSC-klagomål.docx
+++ b/klagomål/Västra Kikkejaure Rengärdet avvanm FSC-klagomål.docx
@@ -1474,7 +1474,7 @@
     <w:r>
       <w:tab/>
       <w:tab/>
-      <w:t>2026-07-31</w:t>
+      <w:t>2026-08-01</w:t>
       <w:br/>
       <w:br/>
     </w:r>

--- a/klagomål/Västra Kikkejaure Rengärdet avvanm FSC-klagomål.docx
+++ b/klagomål/Västra Kikkejaure Rengärdet avvanm FSC-klagomål.docx
@@ -1474,7 +1474,7 @@
     <w:r>
       <w:tab/>
       <w:tab/>
-      <w:t>2026-08-01</w:t>
+      <w:t>2026-08-02</w:t>
       <w:br/>
       <w:br/>
     </w:r>

--- a/klagomål/Västra Kikkejaure Rengärdet avvanm FSC-klagomål.docx
+++ b/klagomål/Västra Kikkejaure Rengärdet avvanm FSC-klagomål.docx
@@ -1474,7 +1474,7 @@
     <w:r>
       <w:tab/>
       <w:tab/>
-      <w:t>2026-08-02</w:t>
+      <w:t>2026-08-03</w:t>
       <w:br/>
       <w:br/>
     </w:r>

--- a/klagomål/Västra Kikkejaure Rengärdet avvanm FSC-klagomål.docx
+++ b/klagomål/Västra Kikkejaure Rengärdet avvanm FSC-klagomål.docx
@@ -1474,7 +1474,7 @@
     <w:r>
       <w:tab/>
       <w:tab/>
-      <w:t>2026-08-03</w:t>
+      <w:t>2026-08-04</w:t>
       <w:br/>
       <w:br/>
     </w:r>

--- a/klagomål/Västra Kikkejaure Rengärdet avvanm FSC-klagomål.docx
+++ b/klagomål/Västra Kikkejaure Rengärdet avvanm FSC-klagomål.docx
@@ -1474,7 +1474,7 @@
     <w:r>
       <w:tab/>
       <w:tab/>
-      <w:t>2026-08-04</w:t>
+      <w:t>2026-08-05</w:t>
       <w:br/>
       <w:br/>
     </w:r>

--- a/klagomål/Västra Kikkejaure Rengärdet avvanm FSC-klagomål.docx
+++ b/klagomål/Västra Kikkejaure Rengärdet avvanm FSC-klagomål.docx
@@ -1474,7 +1474,7 @@
     <w:r>
       <w:tab/>
       <w:tab/>
-      <w:t>2026-08-05</w:t>
+      <w:t>2026-08-06</w:t>
       <w:br/>
       <w:br/>
     </w:r>

--- a/klagomål/Västra Kikkejaure Rengärdet avvanm FSC-klagomål.docx
+++ b/klagomål/Västra Kikkejaure Rengärdet avvanm FSC-klagomål.docx
@@ -1474,7 +1474,7 @@
     <w:r>
       <w:tab/>
       <w:tab/>
-      <w:t>2026-08-06</w:t>
+      <w:t>2026-08-07</w:t>
       <w:br/>
       <w:br/>
     </w:r>

--- a/klagomål/Västra Kikkejaure Rengärdet avvanm FSC-klagomål.docx
+++ b/klagomål/Västra Kikkejaure Rengärdet avvanm FSC-klagomål.docx
@@ -1474,7 +1474,7 @@
     <w:r>
       <w:tab/>
       <w:tab/>
-      <w:t>2026-08-07</w:t>
+      <w:t>2026-08-08</w:t>
       <w:br/>
       <w:br/>
     </w:r>

--- a/klagomål/Västra Kikkejaure Rengärdet avvanm FSC-klagomål.docx
+++ b/klagomål/Västra Kikkejaure Rengärdet avvanm FSC-klagomål.docx
@@ -1474,7 +1474,7 @@
     <w:r>
       <w:tab/>
       <w:tab/>
-      <w:t>2026-08-08</w:t>
+      <w:t>2026-08-09</w:t>
       <w:br/>
       <w:br/>
     </w:r>

--- a/klagomål/Västra Kikkejaure Rengärdet avvanm FSC-klagomål.docx
+++ b/klagomål/Västra Kikkejaure Rengärdet avvanm FSC-klagomål.docx
@@ -1474,7 +1474,7 @@
     <w:r>
       <w:tab/>
       <w:tab/>
-      <w:t>2026-08-09</w:t>
+      <w:t>2026-08-10</w:t>
       <w:br/>
       <w:br/>
     </w:r>

--- a/klagomål/Västra Kikkejaure Rengärdet avvanm FSC-klagomål.docx
+++ b/klagomål/Västra Kikkejaure Rengärdet avvanm FSC-klagomål.docx
@@ -1474,7 +1474,7 @@
     <w:r>
       <w:tab/>
       <w:tab/>
-      <w:t>2026-08-10</w:t>
+      <w:t>2026-08-11</w:t>
       <w:br/>
       <w:br/>
     </w:r>

--- a/klagomål/Västra Kikkejaure Rengärdet avvanm FSC-klagomål.docx
+++ b/klagomål/Västra Kikkejaure Rengärdet avvanm FSC-klagomål.docx
@@ -1474,7 +1474,7 @@
     <w:r>
       <w:tab/>
       <w:tab/>
-      <w:t>2026-08-11</w:t>
+      <w:t>2026-08-12</w:t>
       <w:br/>
       <w:br/>
     </w:r>

--- a/klagomål/Västra Kikkejaure Rengärdet avvanm FSC-klagomål.docx
+++ b/klagomål/Västra Kikkejaure Rengärdet avvanm FSC-klagomål.docx
@@ -1474,7 +1474,7 @@
     <w:r>
       <w:tab/>
       <w:tab/>
-      <w:t>2026-08-12</w:t>
+      <w:t>2026-08-13</w:t>
       <w:br/>
       <w:br/>
     </w:r>

--- a/klagomål/Västra Kikkejaure Rengärdet avvanm FSC-klagomål.docx
+++ b/klagomål/Västra Kikkejaure Rengärdet avvanm FSC-klagomål.docx
@@ -1474,7 +1474,7 @@
     <w:r>
       <w:tab/>
       <w:tab/>
-      <w:t>2026-08-13</w:t>
+      <w:t>2026-08-14</w:t>
       <w:br/>
       <w:br/>
     </w:r>

--- a/klagomål/Västra Kikkejaure Rengärdet avvanm FSC-klagomål.docx
+++ b/klagomål/Västra Kikkejaure Rengärdet avvanm FSC-klagomål.docx
@@ -178,7 +178,7 @@
       <w:r>
         <w:drawing>
           <wp:inline xmlns:a="http://schemas.openxmlformats.org/drawingml/2006/main" xmlns:pic="http://schemas.openxmlformats.org/drawingml/2006/picture">
-            <wp:extent cx="5486400" cy="5631573"/>
+            <wp:extent cx="5486400" cy="5148920"/>
             <wp:docPr id="1" name="Picture 1"/>
             <wp:cNvGraphicFramePr>
               <a:graphicFrameLocks noChangeAspect="1"/>
@@ -199,7 +199,7 @@
                   <pic:spPr>
                     <a:xfrm>
                       <a:off x="0" y="0"/>
-                      <a:ext cx="5486400" cy="5631573"/>
+                      <a:ext cx="5486400" cy="5148920"/>
                     </a:xfrm>
                     <a:prstGeom prst="rect"/>
                   </pic:spPr>
@@ -221,7 +221,7 @@
     </w:p>
     <w:p>
       <w:r>
-        <w:t>I och inom 25 meter från området finns fynd av 26 naturvårdsarter, varav 21 är rödlistade, 5 är fridlysta, 13 är typiska (T) och 3 är signalarter (S): fläckporing (VU, T), garnlav (VU, T), Lecidea subhumida (VU), blanksvart spiklav (NT), blå taggsvamp (NT, T), blågrå svartspik (NT), dvärgbägarlav (NT, T), gammelgransskål (NT, T), gropig brunbagge (NT), grå blåbärsfältmätare (NT), kortskaftad ärgspik (NT), ladlav (NT, T), lavskrika (NT, T, §4), nordtagging (NT), orange taggsvamp (NT, T), talltagel (NT, T), tretåig hackspett (NT, T, §4), vedflamlav (NT), vedskivlav (NT, T), vitgrynig nållav (NT), vitplätt (NT), blodticka (S, T), plattlummer (S, T, §9), vågbandad barkbock (S), vanlig padda (§6) och fläcknycklar (§8). Se Figur 1.</w:t>
+        <w:t>I och inom 25 meter från området finns fynd av 14 naturvårdsarter, varav 11 är rödlistade, 4 är fridlysta, 8 är typiska (T) och 2 är signalarter (S): blanksvart spiklav (NT), blå taggsvamp (NT, T), gammelgransskål (NT, T), gropig brunbagge (NT), ladlav (NT, T), lavskrika (NT, T, §4), nordtagging (NT), orange taggsvamp (NT, T), tretåig hackspett (NT, T, §4), vedflamlav (NT), vedskivlav (NT, T), plattlummer (S, T, §9), vågbandad barkbock (S) och vanlig padda (§6). Se Figur 1.</w:t>
       </w:r>
     </w:p>
     <w:p>
@@ -252,10 +252,21 @@
         <w:rPr>
           <w:b/>
         </w:rPr>
-        <w:t>Fläckporing (VU)</w:t>
-      </w:r>
-      <w:r>
-        <w:t xml:space="preserve"> är en mycket bra signalart som visar på tallnaturskogar med höga naturvärden. Den är placerad högst upp i Skogsstyrelsens värdepyramid för bedömning av skog med höga naturvärden och indikerar områden som är mer eller mindre opåverkade av skogsbruk och där det funnits en kontinuitet av tallågor i olika nedbrytningsstadier. För att på lång sikt bibehålla livskraftiga populationer i ett område behövs troligen större skyddade områden som tillåter att man upprätthåller en naturlig branddynamik. Fläckporing är typisk art för </w:t>
+        <w:t>Blanksvart spiklav (NT)</w:t>
+      </w:r>
+      <w:r>
+        <w:t xml:space="preserve"> förekommer på torr, hård, gammal kärnved men även på äldre ytved av tall i naturskogsartade bestånd med begränsad brandpåverkan och ostörd hydrologi. Skogsbruksåtgärder på eller i närheten av lokaler med blanksvart spiklav utgör ett hot. Naturskogsartade öppna tall- och barrblandskogar med blanksvart spiklav indikerar höga biologiska värden och bör bevaras (SLU Artdatabanken, 2024).</w:t>
+      </w:r>
+    </w:p>
+    <w:p>
+      <w:r>
+        <w:rPr>
+          <w:b/>
+        </w:rPr>
+        <w:t xml:space="preserve">Blå taggsvamp (NT) </w:t>
+      </w:r>
+      <w:r>
+        <w:t xml:space="preserve">är en karaktärsart i såväl örtrika kalkbarrskogar som i torra sandtallskogar där det föreligger gammal skog med långvarig trädkontinuitet. Är sällsynt och mycket kravfull i södra och mellersta Sverige. Den hotas främst av skogsavverkning och tycks försvinna efter slutavverkning, markberedning och plantering. I kalkgranskogar verkar arten vara mycket känslig. Granskogar med arten bör formellt skydddas. Blå taggsvamp (NT) är typisk art för </w:t>
       </w:r>
       <w:r>
         <w:rPr>
@@ -272,68 +283,10 @@
         <w:rPr>
           <w:b/>
         </w:rPr>
-        <w:t>Garnlav (VU)</w:t>
-      </w:r>
-      <w:r>
-        <w:t xml:space="preserve"> är en utpräglad barrskogsart som ibland kan drapera träden i norrländska grannaturskogar med hög luftfuktighet. Den förekommer även i talldominerade bestånd där den, förutom i trädens grenverk, påträffas hängande över ojämnheter i tallbarken. Arten har minskat starkt i södra och mellersta Sverige och den minskar även i sitt nordliga utbredningsområde. Minskningstakten uppgår till 30 (20–50) % inom 50 år och överstiger gränsvärdet för Sårbar (VU). Orsaken till tillbakagången beror främst på slutavverkningar av naturskogsartade skogar. Bestånd med riklig förekomst bör regelmässigt sparas, vilket även gynnar flera andra sällsynta och rödlistade arter. Garnlav är värdväxt för den mycket sällsynta och akut hotade fjärilen barrskogslavfly (CR) som hör hemma i boreala barrskogar med riklig förekomst av värdväxten. Tidigare kunde arten konstateras årligen på flera platser vid Dala-Floda i Dalarna innan lokalerna kalavverkades. Senaste fyndet i landet av barrskogslavfly är från år 2000 då den påträffades vid Högberget i Sollefteå kommun. Garnlav är typisk art för </w:t>
-      </w:r>
-      <w:r>
-        <w:rPr>
-          <w:i/>
-        </w:rPr>
-        <w:t xml:space="preserve">9010 Taiga </w:t>
-      </w:r>
-      <w:r>
-        <w:t>och</w:t>
-      </w:r>
-      <w:r>
-        <w:rPr>
-          <w:i/>
-        </w:rPr>
-        <w:t xml:space="preserve"> 9070 Trädklädd betesmark</w:t>
-      </w:r>
-      <w:r>
-        <w:t xml:space="preserve"> (SLU Artdatabanken, 2026).</w:t>
-      </w:r>
-    </w:p>
-    <w:p>
-      <w:r>
-        <w:rPr>
-          <w:b/>
-          <w:i/>
-        </w:rPr>
-        <w:t xml:space="preserve">Lecidea subhumida </w:t>
-      </w:r>
-      <w:r>
-        <w:rPr>
-          <w:b/>
-        </w:rPr>
-        <w:t>(VU)</w:t>
-      </w:r>
-      <w:r>
-        <w:t xml:space="preserve"> är en skivlav som växer på ved (grenar, stam) av gamla tallar i subalpin skog. Arten påverkas negativt av brist på kontinuitetsskog och en minskning av populationen pågår eller förväntas ske. Antalet individer bedöms vara lägre än gränsvärdet för sårbar (VU) (SLU Artdatabanken, 2026).</w:t>
-      </w:r>
-    </w:p>
-    <w:p>
-      <w:r>
-        <w:rPr>
-          <w:b/>
-        </w:rPr>
-        <w:t>Blanksvart spiklav (NT)</w:t>
-      </w:r>
-      <w:r>
-        <w:t xml:space="preserve"> förekommer på torr, hård, gammal kärnved men även på äldre ytved av tall i naturskogsartade bestånd med begränsad brandpåverkan och ostörd hydrologi. Skogsbruksåtgärder på eller i närheten av lokaler med blanksvart spiklav utgör ett hot. Naturskogsartade öppna tall- och barrblandskogar med blanksvart spiklav indikerar höga biologiska värden och bör bevaras (SLU Artdatabanken, 2024).</w:t>
-      </w:r>
-    </w:p>
-    <w:p>
-      <w:r>
-        <w:rPr>
-          <w:b/>
-        </w:rPr>
-        <w:t xml:space="preserve">Blå taggsvamp (NT) </w:t>
-      </w:r>
-      <w:r>
-        <w:t xml:space="preserve">är en karaktärsart i såväl örtrika kalkbarrskogar som i torra sandtallskogar där det föreligger gammal skog med långvarig trädkontinuitet. Är sällsynt och mycket kravfull i södra och mellersta Sverige. Den hotas främst av skogsavverkning och tycks försvinna efter slutavverkning, markberedning och plantering. I kalkgranskogar verkar arten vara mycket känslig. Granskogar med arten bör formellt skydddas. Blå taggsvamp (NT) är typisk art för </w:t>
+        <w:t>Gammelgransskål (NT)</w:t>
+      </w:r>
+      <w:r>
+        <w:t xml:space="preserve"> är en liten skålsvamp som växer på gamla granar med skrovlig bark. Typiska växtplatser är gransumpskog i myrkanter, bäckdråg, bäckraviner och skuggiga bergssluttningar, men också skog på torrare mark kan hysa arten om beståndet har stark naturskogskaraktär. Bestånd med arten bör behandlas som nyckelbiotoper och sparas vid en slutavverkning. Även gallring bör undvikas. Gammelgransskål är typisk art för </w:t>
       </w:r>
       <w:r>
         <w:rPr>
@@ -350,10 +303,55 @@
         <w:rPr>
           <w:b/>
         </w:rPr>
-        <w:t>Blågrå svartspik (NT)</w:t>
-      </w:r>
-      <w:r>
-        <w:t xml:space="preserve"> växer på torr, hård ved av gamla, solbelysta torrakor, högstubbar av tall och grova döda grenar på levande tallar i öppna bestånd av naturskogskaraktär. Nästan alltid rör det sig om tjärrika torrträd och högstubbar (töreved, keloträd) som kan vara en bra bit över hundra år, i vissa fall sannolikt hundratals år gamla. Skogsbruk är idag det allvarligaste hotet. Ett långsiktigt hot är att nybildningen av gamla torrakor och högstubbar är en långsam process vilken ofta är beroende av skogsbrand. Nytt substrat bildas numera sannolikt nästan inte alls då antalet naturliga skogsbränder har minskat drastiskt på grund av effektivare brandbekämpning. Döda träd som lämnas efter avverkning är inte lämpliga för arten, eftersom dessa träd inte varit utsatta för skogsbrand och bildat tjärrik ved. Skogsbruksåtgärder på eller i närheten av växtplatserna bör undvikas. Naturskogsartade skogar med förekomst av arten indikerar höga biologiska värden och bör bevaras. Blågrå svartspik har en mycket begränsad utbredning utanför de nordiska länderna varför dessa länder har ett speciellt ansvar för arten (SLU Artdatabanken, 2024).</w:t>
+        <w:t>Gropig brunbagge (NT)</w:t>
+      </w:r>
+      <w:r>
+        <w:t xml:space="preserve"> är en skalbagge vars larvutveckling sker i mycel av violticka (</w:t>
+      </w:r>
+      <w:r>
+        <w:rPr>
+          <w:i/>
+        </w:rPr>
+        <w:t>Trichaptum abietinum</w:t>
+      </w:r>
+      <w:r>
+        <w:t xml:space="preserve">) under barken på döda, stående eller liggande granar och tallar. Larven lever av svampens mycel mellan bark och ved, någon gång även ytligt i veden. Förekommer främst i äldre bestånd med rik förekomst av lågor. Den fullbildade skalbaggen påträffas lättast från hösten till försommaren i puppkammaren. Den hotas av slutavverkningar och även gallring av för arten lämplig skog. Skogsbestånd med riklig förekomst av grova lågor med violticka bör om möjligt lämnas orörda (till båtnad för såväl denna art som bland andra gulbandad brunbagge </w:t>
+      </w:r>
+      <w:r>
+        <w:rPr>
+          <w:i/>
+        </w:rPr>
+        <w:t xml:space="preserve">Orchesia fasciata </w:t>
+      </w:r>
+      <w:r>
+        <w:t xml:space="preserve">(NT), brunkantad brunbagge </w:t>
+      </w:r>
+      <w:r>
+        <w:rPr>
+          <w:i/>
+        </w:rPr>
+        <w:t xml:space="preserve">Dolotarsus lividus </w:t>
+      </w:r>
+      <w:r>
+        <w:t>(RE)</w:t>
+      </w:r>
+      <w:r>
+        <w:rPr>
+          <w:i/>
+        </w:rPr>
+        <w:t xml:space="preserve"> </w:t>
+      </w:r>
+      <w:r>
+        <w:t xml:space="preserve">och trefläckig brunbagge </w:t>
+      </w:r>
+      <w:r>
+        <w:rPr>
+          <w:i/>
+        </w:rPr>
+        <w:t>Wanachia triguttata</w:t>
+      </w:r>
+      <w:r>
+        <w:t>) (SLU Artdatabanken, 2024).</w:t>
       </w:r>
     </w:p>
     <w:p>
@@ -361,10 +359,10 @@
         <w:rPr>
           <w:b/>
         </w:rPr>
-        <w:t>Dvärgbägarlav (NT)</w:t>
-      </w:r>
-      <w:r>
-        <w:t xml:space="preserve"> förekommer över hela Sverige på gammal hård ved, huvudsakligen på tall men i södra Sverige även på ek. Veden utgörs framförallt av grova stubbar, lågor och grenar. Substratet har blivit sällsyntare och nybildning av substrat sker bara i begränsad omfattning. Arten hotas av att grova lågor blir allt sällsyntare i dagens kulturskogar samt att nybildningen av lämpliga substrat går mycket långsamt. En riklig tillgång på gamla tall- eller eklågor måste säkerställas på artens lokaler. Dvärgbägarlav är typisk art för </w:t>
+        <w:t xml:space="preserve">Ladlav (NT) </w:t>
+      </w:r>
+      <w:r>
+        <w:t xml:space="preserve">växer på gammal torr och hård kärnved i exponerade lägen. Naturliga växtplatser är torrakor, högstubbar och döda grenar av levande tallar på myrar, vid sjöar och kuster samt i berg- och rasbranter. Miljön nyskapas i begränsad omfattning. Ladlav hotas av att gammal, torr och exponerad kärnved försvinner genom avverkningar. Igenväxning och förtätning av brandpräglade skogar är också ett hot. I jordbrukslandskapet är målning och restaurering av gamla ängslador, staket m.m. är ett stort hot mot lavens förekomst. Ladlav är typisk art för </w:t>
       </w:r>
       <w:r>
         <w:rPr>
@@ -373,7 +371,7 @@
         <w:t>9010 Taiga</w:t>
       </w:r>
       <w:r>
-        <w:t xml:space="preserve"> (SLU Artdatabanken, 2024; Nitare &amp; Skogsstyrelsen, 2019).</w:t>
+        <w:t xml:space="preserve"> (SLU Artdatabanken, 2024).</w:t>
       </w:r>
     </w:p>
     <w:p>
@@ -381,10 +379,10 @@
         <w:rPr>
           <w:b/>
         </w:rPr>
-        <w:t>Gammelgransskål (NT)</w:t>
-      </w:r>
-      <w:r>
-        <w:t xml:space="preserve"> är en liten skålsvamp som växer på gamla granar med skrovlig bark. Typiska växtplatser är gransumpskog i myrkanter, bäckdråg, bäckraviner och skuggiga bergssluttningar, men också skog på torrare mark kan hysa arten om beståndet har stark naturskogskaraktär. Bestånd med arten bör behandlas som nyckelbiotoper och sparas vid en slutavverkning. Även gallring bör undvikas. Gammelgransskål är typisk art för </w:t>
+        <w:t>Lavskrika (NT, §4)</w:t>
+      </w:r>
+      <w:r>
+        <w:t xml:space="preserve"> är rödlistad som nära hotad och fridlyst enligt 4§ artskyddsförordningen. Den har minskat med 20 (10–30) % under de senaste 15 åren och minskningstakten bedöms vara nära gränsvärdet för sårbar (VU). Lavskrikan är en mycket stationär fågel, som häckar i äldre, slutna och hänglavsrika barrskogar. Nyckelfaktorer är flerskiktad skog med rik undervegetation samt riklig förekomst av hänglavar. Reviren är livslånga med hemområden som varierar mellan 50 och 150 ha. Inom ett revir av hög kvalitet finns det som regel ett eller flera kärnområden (1–20 ha) med relativt tät flerskiktad granskog. Arten missgynnas när flerskiktad skog omförs till enskiktade bestånd och även röjning och hård gallring är starkt negativt. Lavskrikan har relativt stora hemområden och försvinner när den äldre skogen fragmenteras, särskilt allvarligt är när kärnområdena avverkas. Den försvinner successivt framför allt vid dess utbredningsgränser och populationen har minskat kontinuerligt under 2000-talet. Lavskrika är typisk art för </w:t>
       </w:r>
       <w:r>
         <w:rPr>
@@ -393,7 +391,7 @@
         <w:t>9010 Taiga</w:t>
       </w:r>
       <w:r>
-        <w:t xml:space="preserve"> (SLU Artdatabanken, 2024; Nitare &amp; Skogsstyrelsen, 2019).</w:t>
+        <w:t xml:space="preserve"> (SLU Artdatabanken, 2026; Skogsstyrelsen 2016).</w:t>
       </w:r>
     </w:p>
     <w:p>
@@ -401,55 +399,10 @@
         <w:rPr>
           <w:b/>
         </w:rPr>
-        <w:t>Gropig brunbagge (NT)</w:t>
-      </w:r>
-      <w:r>
-        <w:t xml:space="preserve"> är en skalbagge vars larvutveckling sker i mycel av violticka (</w:t>
-      </w:r>
-      <w:r>
-        <w:rPr>
-          <w:i/>
-        </w:rPr>
-        <w:t>Trichaptum abietinum</w:t>
-      </w:r>
-      <w:r>
-        <w:t xml:space="preserve">) under barken på döda, stående eller liggande granar och tallar. Larven lever av svampens mycel mellan bark och ved, någon gång även ytligt i veden. Förekommer främst i äldre bestånd med rik förekomst av lågor. Den fullbildade skalbaggen påträffas lättast från hösten till försommaren i puppkammaren. Den hotas av slutavverkningar och även gallring av för arten lämplig skog. Skogsbestånd med riklig förekomst av grova lågor med violticka bör om möjligt lämnas orörda (till båtnad för såväl denna art som bland andra gulbandad brunbagge </w:t>
-      </w:r>
-      <w:r>
-        <w:rPr>
-          <w:i/>
-        </w:rPr>
-        <w:t xml:space="preserve">Orchesia fasciata </w:t>
-      </w:r>
-      <w:r>
-        <w:t xml:space="preserve">(NT), brunkantad brunbagge </w:t>
-      </w:r>
-      <w:r>
-        <w:rPr>
-          <w:i/>
-        </w:rPr>
-        <w:t xml:space="preserve">Dolotarsus lividus </w:t>
-      </w:r>
-      <w:r>
-        <w:t>(RE)</w:t>
-      </w:r>
-      <w:r>
-        <w:rPr>
-          <w:i/>
-        </w:rPr>
-        <w:t xml:space="preserve"> </w:t>
-      </w:r>
-      <w:r>
-        <w:t xml:space="preserve">och trefläckig brunbagge </w:t>
-      </w:r>
-      <w:r>
-        <w:rPr>
-          <w:i/>
-        </w:rPr>
-        <w:t>Wanachia triguttata</w:t>
-      </w:r>
-      <w:r>
-        <w:t>) (SLU Artdatabanken, 2024).</w:t>
+        <w:t>Nordtagging (NT)</w:t>
+      </w:r>
+      <w:r>
+        <w:t xml:space="preserve"> växer främst på tallågor av grövre dimensioner och påträffas huvudsakligen i äldre skog som inte kalavverkats. Nordtaggingen missgynnas av att områden med äldre tallskog har minskat starkt. Bekämpning av skogsbränder, samtidigt som skogsbruket omvandlar naturligt glesa tallbestånd till likartade och betydligt tätare bestånd, har missgynnat arten. Bristen på gamla tallågor utgör på sikt ett allvarligt hot och återskapandet av lämpliga biotoper tar mycket lång tid. Områden med olikåldriga bestånd av tall och med stort inslag av äldre träd bör undantas från skoglig produktion (SLU Artdatabanken, 2024).</w:t>
       </w:r>
     </w:p>
     <w:p>
@@ -457,32 +410,10 @@
         <w:rPr>
           <w:b/>
         </w:rPr>
-        <w:t>Grå blåbärsfältmätare (NT)</w:t>
-      </w:r>
-      <w:r>
-        <w:t xml:space="preserve"> har tidigare ansetts som en mycket vanlig art men har utifrån fältobservationer gått starkt tillbaka och är nu försvunnen från stora delar av södra och mellersta Sverige. Sannolikt minskar arten även i norr. Detta indikerar att arten är starkare knuten till kontinuitetsskog med stort innehåll av blåbär än man tidigare trott och den förefaller vara mycket känslig för kalhyggesbruk. Fjärilens huvudsakliga habitat är luckiga granskogar med ett välutvecklat blåbärskikt på vilket larven lever. Denna livsmiljö är hotad av kalhyggesbruket där blåbärsriset skuggas ut när den uppväxande skogen sluter sig. Minskningstakten för den svenska populationen bedöms vara nära gränsvärdet för Sårbar (VU) (SLU Artdatabanken, 2024).</w:t>
-      </w:r>
-    </w:p>
-    <w:p>
-      <w:r>
-        <w:rPr>
-          <w:b/>
-        </w:rPr>
-        <w:t>Kortskaftad ärgspik (NT)</w:t>
-      </w:r>
-      <w:r>
-        <w:t xml:space="preserve"> förekommer i barrträdsdominerade skogar och växer nästan uteslutande på tallved. Den föredrar gamla högstubbar i fuktig och halvöppen miljö, t.ex. i myrkanter, sumpskog och brandpräglad skog. Arten indikerar kontinuerlig tillgång till gamla högstubbar i kombination med hög och jämn luftfuktighet. Skogsbruk på lokaler med kortskaftad ärgspik utgör ett hot. På lång sikt bildas färre lämpliga substrat än vad som försvinner. Avverkning av barrträdsdominerade bestånd av naturskogskaraktär utgör ett långsiktigt hot. Naturskogsartade bestånd med riklig förekomst av gamla och grova tallhögstubbar bör undantas från skogsbruk (SLU Artdatabanken, 2024).</w:t>
-      </w:r>
-    </w:p>
-    <w:p>
-      <w:r>
-        <w:rPr>
-          <w:b/>
-        </w:rPr>
-        <w:t xml:space="preserve">Ladlav (NT) </w:t>
-      </w:r>
-      <w:r>
-        <w:t xml:space="preserve">växer på gammal torr och hård kärnved i exponerade lägen. Naturliga växtplatser är torrakor, högstubbar och döda grenar av levande tallar på myrar, vid sjöar och kuster samt i berg- och rasbranter. Miljön nyskapas i begränsad omfattning. Ladlav hotas av att gammal, torr och exponerad kärnved försvinner genom avverkningar. Igenväxning och förtätning av brandpräglade skogar är också ett hot. I jordbrukslandskapet är målning och restaurering av gamla ängslador, staket m.m. är ett stort hot mot lavens förekomst. Ladlav är typisk art för </w:t>
+        <w:t xml:space="preserve">Orange taggsvamp (NT) </w:t>
+      </w:r>
+      <w:r>
+        <w:t xml:space="preserve">bildar mykorrhiza med både gran och tall och den förekommer främst i äldre barrskogar med kontinuitetsskogskaraktär. Mest frekvent är den i äldre mossrik granskog, men då bara i skogar inom granens naturliga utbredningsområde och i bestånd med långvarig grankontinuitet. Den totala populationen i landet bedöms ha minskat kraftigt och fortsatt kommer att minska då arten är knuten till en produktiv skogsmiljö som successivt avverkas. Arten hotas främst av skogsavverkning och tycks försvinna efter slutavverkning, markberedning och plantering och det är inte känt att arten har återkommit i anlagd skog på tidigare kalmark. Orange taggsvamp är typisk art för </w:t>
       </w:r>
       <w:r>
         <w:rPr>
@@ -499,10 +430,59 @@
         <w:rPr>
           <w:b/>
         </w:rPr>
-        <w:t>Lavskrika (NT, §4)</w:t>
-      </w:r>
-      <w:r>
-        <w:t xml:space="preserve"> är rödlistad som nära hotad och fridlyst enligt 4§ artskyddsförordningen. Den har minskat med 20 (10–30) % under de senaste 15 åren och minskningstakten bedöms vara nära gränsvärdet för sårbar (VU). Lavskrikan är en mycket stationär fågel, som häckar i äldre, slutna och hänglavsrika barrskogar. Nyckelfaktorer är flerskiktad skog med rik undervegetation samt riklig förekomst av hänglavar. Reviren är livslånga med hemområden som varierar mellan 50 och 150 ha. Inom ett revir av hög kvalitet finns det som regel ett eller flera kärnområden (1–20 ha) med relativt tät flerskiktad granskog. Arten missgynnas när flerskiktad skog omförs till enskiktade bestånd och även röjning och hård gallring är starkt negativt. Lavskrikan har relativt stora hemområden och försvinner när den äldre skogen fragmenteras, särskilt allvarligt är när kärnområdena avverkas. Den försvinner successivt framför allt vid dess utbredningsgränser och populationen har minskat kontinuerligt under 2000-talet. Lavskrika är typisk art för </w:t>
+        <w:t>Tretåig hackspett (NT, §4)</w:t>
+      </w:r>
+      <w:r>
+        <w:t xml:space="preserve"> är rödlistad som nära hotad och ingår i bilaga 1 i EU:s fågeldirektiv. Tretåig hackspett är för sin överlevnad beroende av kontinuerlig tillförsel av äldre döende och död ved, som sker genom naturliga självgallringsprocesser i äldre grannaturskogar och barrblandade naturskogar. Om en skog genom skogsbruk gallras eller glesas ur så upphör och uteblir i stort sett den naturliga självgallringsprocessen för mycket lång tid framöver vilket omöjliggör upprätthållandet av den kontinuerliga ekologiska funktionen i ett område. Det finns studier som visar att naturskogens självgallringsprocess som den tretåiga hackspetten är beroende av, inte kan ersättas med efterlämnad hänsyn i skogsbruket (Imbeau &amp; Desrochers, 2002). Storleken på häckningsreviret varierar med skogstypen, förekomsten av död ved och graden av fragmentering, men är i allmänhet i storleksordningen 25–100 hektar. Vintertid krävs ofta betydligt större områden och det finns studier som antyder att arten behöver minst 100 hektar äldre skog. I områden med låg bonitet kan det behövas över 200 hektar lämpligt habitat för att ett par ska kunna reproducera sig. Områden med dokumenterad permanent förekomst i naturskogsmiljöer har vanligen så stora naturvärden att skogsbruk är olämpligt. Tretåig hackspett är typisk art för </w:t>
+      </w:r>
+      <w:r>
+        <w:rPr>
+          <w:i/>
+        </w:rPr>
+        <w:t xml:space="preserve">9010 Taiga, 9740 Skogsbevuxen myr, 9030 Landhöjningsskog </w:t>
+      </w:r>
+      <w:r>
+        <w:t xml:space="preserve">och </w:t>
+      </w:r>
+      <w:r>
+        <w:rPr>
+          <w:i/>
+        </w:rPr>
+        <w:t>9040 Fjällbjörkskog</w:t>
+      </w:r>
+      <w:r>
+        <w:t xml:space="preserve"> (Skogsstyrelsen, 2016; SLU Artdatabanken, 2024).</w:t>
+      </w:r>
+    </w:p>
+    <w:p>
+      <w:r>
+        <w:rPr>
+          <w:b/>
+        </w:rPr>
+        <w:t>Vedflamlav (NT)</w:t>
+      </w:r>
+      <w:r>
+        <w:t xml:space="preserve"> växer på gammal hård och torr, exponerad kärnved av tall, främst på högstubbar i ljusöppna lägen, t.ex. vid och på myrar, sjökanter, i glesa hällmarkskogar och i brandpräglade tallnaturskogar. Substratet nyskapas i begränsad omfattning och arten är en utmärkt indikator på höga naturvärden i denna skogstyp. Tall- och barrblandskogar med naturskogskaraktär och spår av bränder har ofta höga biologiska värden och bör skyddas. På vedflamlavens bål kan den sällsynta spiklaven/parasiten </w:t>
+      </w:r>
+      <w:r>
+        <w:rPr>
+          <w:i/>
+        </w:rPr>
+        <w:t>Calicium ramboldiicola</w:t>
+      </w:r>
+      <w:r>
+        <w:t xml:space="preserve"> (VU) påträffas (SLU Artdatabanken, 2026).</w:t>
+      </w:r>
+    </w:p>
+    <w:p>
+      <w:r>
+        <w:rPr>
+          <w:b/>
+        </w:rPr>
+        <w:t>Vedskivlav (NT)</w:t>
+      </w:r>
+      <w:r>
+        <w:t xml:space="preserve"> växer på gammal, torr, exponerad, hård kärnved av framförallt tall i naturskogsartade bestånd. Avverkning av tallskog av naturskogskaraktär med spår av återkommande bränder är ett hot. Mängden lämplig ved att växa på för vedskivlav minskar, dels på grund av naturlig nedbrytning men framförallt på grund av att de förstörs i samband med slutavverkningar, gallringar och markberedning. Tall- och blandbarrskogar av naturskogskaraktär med spår av återkommande bränder bör skyddas. Vedskivlav är typisk art för </w:t>
       </w:r>
       <w:r>
         <w:rPr>
@@ -511,169 +491,7 @@
         <w:t>9010 Taiga</w:t>
       </w:r>
       <w:r>
-        <w:t xml:space="preserve"> (SLU Artdatabanken, 2026; Skogsstyrelsen 2016).</w:t>
-      </w:r>
-    </w:p>
-    <w:p>
-      <w:r>
-        <w:rPr>
-          <w:b/>
-        </w:rPr>
-        <w:t>Nordtagging (NT)</w:t>
-      </w:r>
-      <w:r>
-        <w:t xml:space="preserve"> växer främst på tallågor av grövre dimensioner och påträffas huvudsakligen i äldre skog som inte kalavverkats. Nordtaggingen missgynnas av att områden med äldre tallskog har minskat starkt. Bekämpning av skogsbränder, samtidigt som skogsbruket omvandlar naturligt glesa tallbestånd till likartade och betydligt tätare bestånd, har missgynnat arten. Bristen på gamla tallågor utgör på sikt ett allvarligt hot och återskapandet av lämpliga biotoper tar mycket lång tid. Områden med olikåldriga bestånd av tall och med stort inslag av äldre träd bör undantas från skoglig produktion (SLU Artdatabanken, 2024).</w:t>
-      </w:r>
-    </w:p>
-    <w:p>
-      <w:r>
-        <w:rPr>
-          <w:b/>
-        </w:rPr>
-        <w:t xml:space="preserve">Orange taggsvamp (NT) </w:t>
-      </w:r>
-      <w:r>
-        <w:t xml:space="preserve">bildar mykorrhiza med både gran och tall och den förekommer främst i äldre barrskogar med kontinuitetsskogskaraktär. Mest frekvent är den i äldre mossrik granskog, men då bara i skogar inom granens naturliga utbredningsområde och i bestånd med långvarig grankontinuitet. Den totala populationen i landet bedöms ha minskat kraftigt och fortsatt kommer att minska då arten är knuten till en produktiv skogsmiljö som successivt avverkas. Arten hotas främst av skogsavverkning och tycks försvinna efter slutavverkning, markberedning och plantering och det är inte känt att arten har återkommit i anlagd skog på tidigare kalmark. Orange taggsvamp är typisk art för </w:t>
-      </w:r>
-      <w:r>
-        <w:rPr>
-          <w:i/>
-        </w:rPr>
-        <w:t>9010 Taiga</w:t>
-      </w:r>
-      <w:r>
         <w:t xml:space="preserve"> (SLU Artdatabanken, 2024).</w:t>
-      </w:r>
-    </w:p>
-    <w:p>
-      <w:r>
-        <w:rPr>
-          <w:b/>
-        </w:rPr>
-        <w:t>Talltagel (NT)</w:t>
-      </w:r>
-      <w:r>
-        <w:t xml:space="preserve"> är en boreal art som förekommer på tall i äldre, öppna tallskogar. Den påverkas negativt av brist på kontinuitetsskog och minskningstakten bedöms vara nära gränsvärdet för Sårbar (VU). Talltagel är typisk art för </w:t>
-      </w:r>
-      <w:r>
-        <w:rPr>
-          <w:i/>
-        </w:rPr>
-        <w:t>9010 Taiga</w:t>
-      </w:r>
-      <w:r>
-        <w:t xml:space="preserve"> (SLU Artdatabanken, 2026).</w:t>
-      </w:r>
-    </w:p>
-    <w:p>
-      <w:r>
-        <w:rPr>
-          <w:b/>
-        </w:rPr>
-        <w:t>Tretåig hackspett (NT, §4)</w:t>
-      </w:r>
-      <w:r>
-        <w:t xml:space="preserve"> är rödlistad som nära hotad och ingår i bilaga 1 i EU:s fågeldirektiv. Tretåig hackspett är för sin överlevnad beroende av kontinuerlig tillförsel av äldre döende och död ved, som sker genom naturliga självgallringsprocesser i äldre grannaturskogar och barrblandade naturskogar. Om en skog genom skogsbruk gallras eller glesas ur så upphör och uteblir i stort sett den naturliga självgallringsprocessen för mycket lång tid framöver vilket omöjliggör upprätthållandet av den kontinuerliga ekologiska funktionen i ett område. Det finns studier som visar att naturskogens självgallringsprocess som den tretåiga hackspetten är beroende av, inte kan ersättas med efterlämnad hänsyn i skogsbruket (Imbeau &amp; Desrochers, 2002). Storleken på häckningsreviret varierar med skogstypen, förekomsten av död ved och graden av fragmentering, men är i allmänhet i storleksordningen 25–100 hektar. Vintertid krävs ofta betydligt större områden och det finns studier som antyder att arten behöver minst 100 hektar äldre skog. I områden med låg bonitet kan det behövas över 200 hektar lämpligt habitat för att ett par ska kunna reproducera sig. Områden med dokumenterad permanent förekomst i naturskogsmiljöer har vanligen så stora naturvärden att skogsbruk är olämpligt. Tretåig hackspett är typisk art för </w:t>
-      </w:r>
-      <w:r>
-        <w:rPr>
-          <w:i/>
-        </w:rPr>
-        <w:t xml:space="preserve">9010 Taiga, 9740 Skogsbevuxen myr, 9030 Landhöjningsskog </w:t>
-      </w:r>
-      <w:r>
-        <w:t xml:space="preserve">och </w:t>
-      </w:r>
-      <w:r>
-        <w:rPr>
-          <w:i/>
-        </w:rPr>
-        <w:t>9040 Fjällbjörkskog</w:t>
-      </w:r>
-      <w:r>
-        <w:t xml:space="preserve"> (Skogsstyrelsen, 2016; SLU Artdatabanken, 2024).</w:t>
-      </w:r>
-    </w:p>
-    <w:p>
-      <w:r>
-        <w:rPr>
-          <w:b/>
-        </w:rPr>
-        <w:t>Vedflamlav (NT)</w:t>
-      </w:r>
-      <w:r>
-        <w:t xml:space="preserve"> växer på gammal hård och torr, exponerad kärnved av tall, främst på högstubbar i ljusöppna lägen, t.ex. vid och på myrar, sjökanter, i glesa hällmarkskogar och i brandpräglade tallnaturskogar. Substratet nyskapas i begränsad omfattning och arten är en utmärkt indikator på höga naturvärden i denna skogstyp. Tall- och barrblandskogar med naturskogskaraktär och spår av bränder har ofta höga biologiska värden och bör skyddas. På vedflamlavens bål kan den sällsynta spiklaven/parasiten </w:t>
-      </w:r>
-      <w:r>
-        <w:rPr>
-          <w:i/>
-        </w:rPr>
-        <w:t>Calicium ramboldiicola</w:t>
-      </w:r>
-      <w:r>
-        <w:t xml:space="preserve"> (VU) påträffas (SLU Artdatabanken, 2026).</w:t>
-      </w:r>
-    </w:p>
-    <w:p>
-      <w:r>
-        <w:rPr>
-          <w:b/>
-        </w:rPr>
-        <w:t>Vedskivlav (NT)</w:t>
-      </w:r>
-      <w:r>
-        <w:t xml:space="preserve"> växer på gammal, torr, exponerad, hård kärnved av framförallt tall i naturskogsartade bestånd. Avverkning av tallskog av naturskogskaraktär med spår av återkommande bränder är ett hot. Mängden lämplig ved att växa på för vedskivlav minskar, dels på grund av naturlig nedbrytning men framförallt på grund av att de förstörs i samband med slutavverkningar, gallringar och markberedning. Tall- och blandbarrskogar av naturskogskaraktär med spår av återkommande bränder bör skyddas. Vedskivlav är typisk art för </w:t>
-      </w:r>
-      <w:r>
-        <w:rPr>
-          <w:i/>
-        </w:rPr>
-        <w:t>9010 Taiga</w:t>
-      </w:r>
-      <w:r>
-        <w:t xml:space="preserve"> (SLU Artdatabanken, 2024).</w:t>
-      </w:r>
-    </w:p>
-    <w:p>
-      <w:r>
-        <w:rPr>
-          <w:b/>
-        </w:rPr>
-        <w:t>Vitgrynig nållav (NT)</w:t>
-      </w:r>
-      <w:r>
-        <w:t xml:space="preserve"> växer nästan uteslutande på bark av gamla, senvuxna granar i skuggiga lägen med hög och jämn luftfuktighet. Den vanligaste naturtypen för arten är kontinuitetsskogar på frisk mark men den finns också i sumpgranskogar. På lång sikt utgör avverkningar av olikåldriga granskogar av naturskogskaraktär ett allvarligt hot mot arten och skogsbruksåtgärder på eller i närheten av växtplatserna bör undvikas. Naturskogsartade, fuktiga granskogar med förekomster av arten signalerar höga biologiska värden och bör bevaras (SLU Artdatabanken, 2024; Nitare &amp; Skogsstyrelsen, 2019).</w:t>
-      </w:r>
-    </w:p>
-    <w:p>
-      <w:r>
-        <w:rPr>
-          <w:b/>
-        </w:rPr>
-        <w:t>Vitplätt (NT)</w:t>
-      </w:r>
-      <w:r>
-        <w:t xml:space="preserve"> är en nedbrytare av död, hård och torr tallved och orsakar brunröta. Den förekommer mest i äldre, naturskogsliknande tallskog eller blandskog med äldre tall. Arten hotas av avverkning av gammal, senvuxen tall. I södra Sverige råder brist på lämpliga habitat och arten kan inte längre sprida sig utanför sina få kända växtplatser. Lokaler med gammal tall bör undantas från skogsbruk, i synnerhet i södra Sverige (SLU Artdatabanken, 2024).</w:t>
-      </w:r>
-    </w:p>
-    <w:p>
-      <w:r>
-        <w:rPr>
-          <w:b/>
-        </w:rPr>
-        <w:t xml:space="preserve">Blodticka </w:t>
-      </w:r>
-      <w:r>
-        <w:t xml:space="preserve">är i norra Sverige främst knuten till grova granlågor i urskogsartad barrskog, men förekommer ibland även på klenare granar i anslutning till bäckar och sumpskogar. Den är en bra indikator på granskogar med höga naturvärden och oftast förekommer den tillsammans med ett stort antal ovanliga och rödlistade arter. I södra Sverige växer den framför allt på tall och har då ett lägre signalvärde. Blodticka är typisk art för </w:t>
-      </w:r>
-      <w:r>
-        <w:rPr>
-          <w:i/>
-        </w:rPr>
-        <w:t>9030 Landhöjningsskog</w:t>
-      </w:r>
-      <w:r>
-        <w:t xml:space="preserve"> (SLU Artdatabanken, 2025; Nitare &amp; Skogsstyrelsen, 2019).</w:t>
       </w:r>
     </w:p>
     <w:p>
@@ -801,18 +619,10 @@
         <w:rPr>
           <w:b/>
         </w:rPr>
-        <w:t xml:space="preserve">6.4.1 </w:t>
-      </w:r>
-      <w:r>
-        <w:t>Följande biotoper undantas från alla skogsbruksåtgärder, förutom åtgärder påkallade för att bevara eller främja biotopens naturliga eller hävdbetingade biologiska mångfald:</w:t>
-      </w:r>
-    </w:p>
-    <w:p>
-      <w:pPr>
-        <w:ind w:left="357"/>
-      </w:pPr>
-      <w:r>
-        <w:t>b) nyckelbiotoper enligt Skogsstyrelsens definition och metod (1995)</w:t>
+        <w:t xml:space="preserve">6.4.3 </w:t>
+      </w:r>
+      <w:r>
+        <w:t>Bevarandeåtgärder genomförs för de kända förekomster av rödlistade arter som påverkas av skogsbruk.</w:t>
       </w:r>
     </w:p>
     <w:p>
@@ -830,36 +640,7 @@
         <w:rPr>
           <w:i/>
         </w:rPr>
-        <w:t>I det aktuella skogsområdet har 24 rödlistade arter och signalarter påträffats. Detta ska jämföras med Skogsstyrelsens uppföljning 2017 av nyckelbiotoper som visade att man i genomsnitt hittar 20,6 olika rödlistade arter och signalarter i en nyckelbiotop (Wijk, S. 2017. Biologisk mångfald i nyckelbiotoper – Resultat från inventeringen “Uppföljning biologisk mångfald” 2009–2015. Rapport 4/2017 Skogsstyrelsen, Jönköping).</w:t>
-      </w:r>
-    </w:p>
-    <w:p>
-      <w:r>
-        <w:rPr>
-          <w:b/>
-        </w:rPr>
-        <w:t xml:space="preserve">6.4.3 </w:t>
-      </w:r>
-      <w:r>
-        <w:t>Bevarandeåtgärder genomförs för de kända förekomster av rödlistade arter som påverkas av skogsbruk.</w:t>
-      </w:r>
-    </w:p>
-    <w:p>
-      <w:pPr>
-        <w:pStyle w:val="ListBullet"/>
-      </w:pPr>
-      <w:r>
-        <w:rPr>
-          <w:b/>
-          <w:i/>
-        </w:rPr>
-        <w:t xml:space="preserve">Kommentar: </w:t>
-      </w:r>
-      <w:r>
-        <w:rPr>
-          <w:i/>
-        </w:rPr>
-        <w:t>I det aktuella skogsområdet har 26 naturvårdsarter varav 21 rödlistade arter sina livsmiljöer och växtplatser.</w:t>
+        <w:t>I det aktuella skogsområdet har 14 naturvårdsarter varav 11 rödlistade arter sina livsmiljöer och växtplatser.</w:t>
       </w:r>
     </w:p>
     <w:p>

--- a/klagomål/Västra Kikkejaure Rengärdet avvanm FSC-klagomål.docx
+++ b/klagomål/Västra Kikkejaure Rengärdet avvanm FSC-klagomål.docx
@@ -216,7 +216,7 @@
         <w:spacing w:after="240"/>
       </w:pPr>
       <w:r>
-        <w:t>Figur 1. Fyndplatser för naturvårdsarter i och inom 25 meter från området. Markörer utan svart kant är placerade på fyndplatsen. Markörer med svart kant är placerade vid sidan av fyndplatsen har ett svart streck som visar fyndplatsens exakta position. Kartans mittpunktskoordinat är N 7308417, E 640714 i SWEREF 99 TM.</w:t>
+        <w:t>Figur 1. Fyndplatser för naturvårdsarter i och inom 25 meter från området. Markörer utan svart kant är placerade på fyndplatsen. Markörer med svart kant är placerade vid sidan av fyndplatsen och har ett svart streck som visar fyndplatsens exakta position. Kartans mittpunktskoordinat är N 7308417, E 640714 i SWEREF 99 TM.</w:t>
       </w:r>
     </w:p>
     <w:p>

--- a/klagomål/Västra Kikkejaure Rengärdet avvanm FSC-klagomål.docx
+++ b/klagomål/Västra Kikkejaure Rengärdet avvanm FSC-klagomål.docx
@@ -1255,7 +1255,7 @@
     <w:r>
       <w:tab/>
       <w:tab/>
-      <w:t>2026-08-14</w:t>
+      <w:t>2026-08-15</w:t>
       <w:br/>
       <w:br/>
     </w:r>

--- a/klagomål/Västra Kikkejaure Rengärdet avvanm FSC-klagomål.docx
+++ b/klagomål/Västra Kikkejaure Rengärdet avvanm FSC-klagomål.docx
@@ -178,7 +178,7 @@
       <w:r>
         <w:drawing>
           <wp:inline xmlns:a="http://schemas.openxmlformats.org/drawingml/2006/main" xmlns:pic="http://schemas.openxmlformats.org/drawingml/2006/picture">
-            <wp:extent cx="5486400" cy="5148920"/>
+            <wp:extent cx="5486400" cy="5631573"/>
             <wp:docPr id="1" name="Picture 1"/>
             <wp:cNvGraphicFramePr>
               <a:graphicFrameLocks noChangeAspect="1"/>
@@ -199,7 +199,7 @@
                   <pic:spPr>
                     <a:xfrm>
                       <a:off x="0" y="0"/>
-                      <a:ext cx="5486400" cy="5148920"/>
+                      <a:ext cx="5486400" cy="5631573"/>
                     </a:xfrm>
                     <a:prstGeom prst="rect"/>
                   </pic:spPr>
@@ -221,7 +221,7 @@
     </w:p>
     <w:p>
       <w:r>
-        <w:t>I och inom 25 meter från området finns fynd av 14 naturvårdsarter, varav 11 är rödlistade, 4 är fridlysta, 8 är typiska (T) och 2 är signalarter (S): blanksvart spiklav (NT), blå taggsvamp (NT, T), gammelgransskål (NT, T), gropig brunbagge (NT), ladlav (NT, T), lavskrika (NT, T, §4), nordtagging (NT), orange taggsvamp (NT, T), tretåig hackspett (NT, T, §4), vedflamlav (NT), vedskivlav (NT, T), plattlummer (S, T, §9), vågbandad barkbock (S) och vanlig padda (§6). Se Figur 1.</w:t>
+        <w:t>I och inom 25 meter från området finns fynd av 26 naturvårdsarter, varav 21 är rödlistade, 5 är fridlysta, 13 är typiska (T) och 3 är signalarter (S): fläckporing (VU, T), garnlav (VU, T), Lecidea subhumida (VU), blanksvart spiklav (NT), blå taggsvamp (NT, T), blågrå svartspik (NT), dvärgbägarlav (NT, T), gammelgransskål (NT, T), gropig brunbagge (NT), grå blåbärsfältmätare (NT), kortskaftad ärgspik (NT), ladlav (NT, T), lavskrika (NT, T, §4), nordtagging (NT), orange taggsvamp (NT, T), talltagel (NT, T), tretåig hackspett (NT, T, §4), vedflamlav (NT), vedskivlav (NT, T), vitgrynig nållav (NT), vitplätt (NT), blodticka (S, T), plattlummer (S, T, §9), vågbandad barkbock (S), vanlig padda (§6) och fläcknycklar (§8). Se Figur 1.</w:t>
       </w:r>
     </w:p>
     <w:p>
@@ -252,6 +252,73 @@
         <w:rPr>
           <w:b/>
         </w:rPr>
+        <w:t>Fläckporing (VU)</w:t>
+      </w:r>
+      <w:r>
+        <w:t xml:space="preserve"> är en mycket bra signalart som visar på tallnaturskogar med höga naturvärden. Den är placerad högst upp i Skogsstyrelsens värdepyramid för bedömning av skog med höga naturvärden och indikerar områden som är mer eller mindre opåverkade av skogsbruk och där det funnits en kontinuitet av tallågor i olika nedbrytningsstadier. För att på lång sikt bibehålla livskraftiga populationer i ett område behövs troligen större skyddade områden som tillåter att man upprätthåller en naturlig branddynamik. Fläckporing är typisk art för </w:t>
+      </w:r>
+      <w:r>
+        <w:rPr>
+          <w:i/>
+        </w:rPr>
+        <w:t>9010 Taiga</w:t>
+      </w:r>
+      <w:r>
+        <w:t xml:space="preserve"> (SLU Artdatabanken, 2024; Nitare &amp; Skogsstyrelsen, 2019).</w:t>
+      </w:r>
+    </w:p>
+    <w:p>
+      <w:r>
+        <w:rPr>
+          <w:b/>
+        </w:rPr>
+        <w:t>Garnlav (VU)</w:t>
+      </w:r>
+      <w:r>
+        <w:t xml:space="preserve"> är en utpräglad barrskogsart som ibland kan drapera träden i norrländska grannaturskogar med hög luftfuktighet. Den förekommer även i talldominerade bestånd där den, förutom i trädens grenverk, påträffas hängande över ojämnheter i tallbarken. Arten har minskat starkt i södra och mellersta Sverige och den minskar även i sitt nordliga utbredningsområde. Minskningstakten uppgår till 30 (20–50) % inom 50 år och överstiger gränsvärdet för Sårbar (VU). Orsaken till tillbakagången beror främst på slutavverkningar av naturskogsartade skogar. Bestånd med riklig förekomst bör regelmässigt sparas, vilket även gynnar flera andra sällsynta och rödlistade arter. Garnlav är värdväxt för den mycket sällsynta och akut hotade fjärilen barrskogslavfly (CR) som hör hemma i boreala barrskogar med riklig förekomst av värdväxten. Tidigare kunde arten konstateras årligen på flera platser vid Dala-Floda i Dalarna innan lokalerna kalavverkades. Senaste fyndet i landet av barrskogslavfly är från år 2000 då den påträffades vid Högberget i Sollefteå kommun. Garnlav är typisk art för </w:t>
+      </w:r>
+      <w:r>
+        <w:rPr>
+          <w:i/>
+        </w:rPr>
+        <w:t xml:space="preserve">9010 Taiga </w:t>
+      </w:r>
+      <w:r>
+        <w:t>och</w:t>
+      </w:r>
+      <w:r>
+        <w:rPr>
+          <w:i/>
+        </w:rPr>
+        <w:t xml:space="preserve"> 9070 Trädklädd betesmark</w:t>
+      </w:r>
+      <w:r>
+        <w:t xml:space="preserve"> (SLU Artdatabanken, 2026).</w:t>
+      </w:r>
+    </w:p>
+    <w:p>
+      <w:r>
+        <w:rPr>
+          <w:b/>
+          <w:i/>
+        </w:rPr>
+        <w:t xml:space="preserve">Lecidea subhumida </w:t>
+      </w:r>
+      <w:r>
+        <w:rPr>
+          <w:b/>
+        </w:rPr>
+        <w:t>(VU)</w:t>
+      </w:r>
+      <w:r>
+        <w:t xml:space="preserve"> är en skivlav som växer på ved (grenar, stam) av gamla tallar i subalpin skog. Arten påverkas negativt av brist på kontinuitetsskog och en minskning av populationen pågår eller förväntas ske. Antalet individer bedöms vara lägre än gränsvärdet för sårbar (VU) (SLU Artdatabanken, 2026).</w:t>
+      </w:r>
+    </w:p>
+    <w:p>
+      <w:r>
+        <w:rPr>
+          <w:b/>
+        </w:rPr>
         <w:t>Blanksvart spiklav (NT)</w:t>
       </w:r>
       <w:r>
@@ -283,10 +350,21 @@
         <w:rPr>
           <w:b/>
         </w:rPr>
-        <w:t>Gammelgransskål (NT)</w:t>
-      </w:r>
-      <w:r>
-        <w:t xml:space="preserve"> är en liten skålsvamp som växer på gamla granar med skrovlig bark. Typiska växtplatser är gransumpskog i myrkanter, bäckdråg, bäckraviner och skuggiga bergssluttningar, men också skog på torrare mark kan hysa arten om beståndet har stark naturskogskaraktär. Bestånd med arten bör behandlas som nyckelbiotoper och sparas vid en slutavverkning. Även gallring bör undvikas. Gammelgransskål är typisk art för </w:t>
+        <w:t>Blågrå svartspik (NT)</w:t>
+      </w:r>
+      <w:r>
+        <w:t xml:space="preserve"> växer på torr, hård ved av gamla, solbelysta torrakor, högstubbar av tall och grova döda grenar på levande tallar i öppna bestånd av naturskogskaraktär. Nästan alltid rör det sig om tjärrika torrträd och högstubbar (töreved, keloträd) som kan vara en bra bit över hundra år, i vissa fall sannolikt hundratals år gamla. Skogsbruk är idag det allvarligaste hotet. Ett långsiktigt hot är att nybildningen av gamla torrakor och högstubbar är en långsam process vilken ofta är beroende av skogsbrand. Nytt substrat bildas numera sannolikt nästan inte alls då antalet naturliga skogsbränder har minskat drastiskt på grund av effektivare brandbekämpning. Döda träd som lämnas efter avverkning är inte lämpliga för arten, eftersom dessa träd inte varit utsatta för skogsbrand och bildat tjärrik ved. Skogsbruksåtgärder på eller i närheten av växtplatserna bör undvikas. Naturskogsartade skogar med förekomst av arten indikerar höga biologiska värden och bör bevaras. Blågrå svartspik har en mycket begränsad utbredning utanför de nordiska länderna varför dessa länder har ett speciellt ansvar för arten (SLU Artdatabanken, 2024).</w:t>
+      </w:r>
+    </w:p>
+    <w:p>
+      <w:r>
+        <w:rPr>
+          <w:b/>
+        </w:rPr>
+        <w:t>Dvärgbägarlav (NT)</w:t>
+      </w:r>
+      <w:r>
+        <w:t xml:space="preserve"> förekommer över hela Sverige på gammal hård ved, huvudsakligen på tall men i södra Sverige även på ek. Veden utgörs framförallt av grova stubbar, lågor och grenar. Substratet har blivit sällsyntare och nybildning av substrat sker bara i begränsad omfattning. Arten hotas av att grova lågor blir allt sällsyntare i dagens kulturskogar samt att nybildningen av lämpliga substrat går mycket långsamt. En riklig tillgång på gamla tall- eller eklågor måste säkerställas på artens lokaler. Dvärgbägarlav är typisk art för </w:t>
       </w:r>
       <w:r>
         <w:rPr>
@@ -303,6 +381,26 @@
         <w:rPr>
           <w:b/>
         </w:rPr>
+        <w:t>Gammelgransskål (NT)</w:t>
+      </w:r>
+      <w:r>
+        <w:t xml:space="preserve"> är en liten skålsvamp som växer på gamla granar med skrovlig bark. Typiska växtplatser är gransumpskog i myrkanter, bäckdråg, bäckraviner och skuggiga bergssluttningar, men också skog på torrare mark kan hysa arten om beståndet har stark naturskogskaraktär. Bestånd med arten bör behandlas som nyckelbiotoper och sparas vid en slutavverkning. Även gallring bör undvikas. Gammelgransskål är typisk art för </w:t>
+      </w:r>
+      <w:r>
+        <w:rPr>
+          <w:i/>
+        </w:rPr>
+        <w:t>9010 Taiga</w:t>
+      </w:r>
+      <w:r>
+        <w:t xml:space="preserve"> (SLU Artdatabanken, 2024; Nitare &amp; Skogsstyrelsen, 2019).</w:t>
+      </w:r>
+    </w:p>
+    <w:p>
+      <w:r>
+        <w:rPr>
+          <w:b/>
+        </w:rPr>
         <w:t>Gropig brunbagge (NT)</w:t>
       </w:r>
       <w:r>
@@ -359,6 +457,28 @@
         <w:rPr>
           <w:b/>
         </w:rPr>
+        <w:t>Grå blåbärsfältmätare (NT)</w:t>
+      </w:r>
+      <w:r>
+        <w:t xml:space="preserve"> har tidigare ansetts som en mycket vanlig art men har utifrån fältobservationer gått starkt tillbaka och är nu försvunnen från stora delar av södra och mellersta Sverige. Sannolikt minskar arten även i norr. Detta indikerar att arten är starkare knuten till kontinuitetsskog med stort innehåll av blåbär än man tidigare trott och den förefaller vara mycket känslig för kalhyggesbruk. Fjärilens huvudsakliga habitat är luckiga granskogar med ett välutvecklat blåbärskikt på vilket larven lever. Denna livsmiljö är hotad av kalhyggesbruket där blåbärsriset skuggas ut när den uppväxande skogen sluter sig. Minskningstakten för den svenska populationen bedöms vara nära gränsvärdet för Sårbar (VU) (SLU Artdatabanken, 2024).</w:t>
+      </w:r>
+    </w:p>
+    <w:p>
+      <w:r>
+        <w:rPr>
+          <w:b/>
+        </w:rPr>
+        <w:t>Kortskaftad ärgspik (NT)</w:t>
+      </w:r>
+      <w:r>
+        <w:t xml:space="preserve"> förekommer i barrträdsdominerade skogar och växer nästan uteslutande på tallved. Den föredrar gamla högstubbar i fuktig och halvöppen miljö, t.ex. i myrkanter, sumpskog och brandpräglad skog. Arten indikerar kontinuerlig tillgång till gamla högstubbar i kombination med hög och jämn luftfuktighet. Skogsbruk på lokaler med kortskaftad ärgspik utgör ett hot. På lång sikt bildas färre lämpliga substrat än vad som försvinner. Avverkning av barrträdsdominerade bestånd av naturskogskaraktär utgör ett långsiktigt hot. Naturskogsartade bestånd med riklig förekomst av gamla och grova tallhögstubbar bör undantas från skogsbruk (SLU Artdatabanken, 2024).</w:t>
+      </w:r>
+    </w:p>
+    <w:p>
+      <w:r>
+        <w:rPr>
+          <w:b/>
+        </w:rPr>
         <w:t xml:space="preserve">Ladlav (NT) </w:t>
       </w:r>
       <w:r>
@@ -430,6 +550,26 @@
         <w:rPr>
           <w:b/>
         </w:rPr>
+        <w:t>Talltagel (NT)</w:t>
+      </w:r>
+      <w:r>
+        <w:t xml:space="preserve"> är en boreal art som förekommer på tall i äldre, öppna tallskogar. Den påverkas negativt av brist på kontinuitetsskog och minskningstakten bedöms vara nära gränsvärdet för Sårbar (VU). Talltagel är typisk art för </w:t>
+      </w:r>
+      <w:r>
+        <w:rPr>
+          <w:i/>
+        </w:rPr>
+        <w:t>9010 Taiga</w:t>
+      </w:r>
+      <w:r>
+        <w:t xml:space="preserve"> (SLU Artdatabanken, 2026).</w:t>
+      </w:r>
+    </w:p>
+    <w:p>
+      <w:r>
+        <w:rPr>
+          <w:b/>
+        </w:rPr>
         <w:t>Tretåig hackspett (NT, §4)</w:t>
       </w:r>
       <w:r>
@@ -492,6 +632,48 @@
       </w:r>
       <w:r>
         <w:t xml:space="preserve"> (SLU Artdatabanken, 2024).</w:t>
+      </w:r>
+    </w:p>
+    <w:p>
+      <w:r>
+        <w:rPr>
+          <w:b/>
+        </w:rPr>
+        <w:t>Vitgrynig nållav (NT)</w:t>
+      </w:r>
+      <w:r>
+        <w:t xml:space="preserve"> växer nästan uteslutande på bark av gamla, senvuxna granar i skuggiga lägen med hög och jämn luftfuktighet. Den vanligaste naturtypen för arten är kontinuitetsskogar på frisk mark men den finns också i sumpgranskogar. På lång sikt utgör avverkningar av olikåldriga granskogar av naturskogskaraktär ett allvarligt hot mot arten och skogsbruksåtgärder på eller i närheten av växtplatserna bör undvikas. Naturskogsartade, fuktiga granskogar med förekomster av arten signalerar höga biologiska värden och bör bevaras (SLU Artdatabanken, 2024; Nitare &amp; Skogsstyrelsen, 2019).</w:t>
+      </w:r>
+    </w:p>
+    <w:p>
+      <w:r>
+        <w:rPr>
+          <w:b/>
+        </w:rPr>
+        <w:t>Vitplätt (NT)</w:t>
+      </w:r>
+      <w:r>
+        <w:t xml:space="preserve"> är en nedbrytare av död, hård och torr tallved och orsakar brunröta. Den förekommer mest i äldre, naturskogsliknande tallskog eller blandskog med äldre tall. Arten hotas av avverkning av gammal, senvuxen tall. I södra Sverige råder brist på lämpliga habitat och arten kan inte längre sprida sig utanför sina få kända växtplatser. Lokaler med gammal tall bör undantas från skogsbruk, i synnerhet i södra Sverige (SLU Artdatabanken, 2024).</w:t>
+      </w:r>
+    </w:p>
+    <w:p>
+      <w:r>
+        <w:rPr>
+          <w:b/>
+        </w:rPr>
+        <w:t xml:space="preserve">Blodticka </w:t>
+      </w:r>
+      <w:r>
+        <w:t xml:space="preserve">är i norra Sverige främst knuten till grova granlågor i urskogsartad barrskog, men förekommer ibland även på klenare granar i anslutning till bäckar och sumpskogar. Den är en bra indikator på granskogar med höga naturvärden och oftast förekommer den tillsammans med ett stort antal ovanliga och rödlistade arter. I södra Sverige växer den framför allt på tall och har då ett lägre signalvärde. Blodticka är typisk art för </w:t>
+      </w:r>
+      <w:r>
+        <w:rPr>
+          <w:i/>
+        </w:rPr>
+        <w:t>9030 Landhöjningsskog</w:t>
+      </w:r>
+      <w:r>
+        <w:t xml:space="preserve"> (SLU Artdatabanken, 2025; Nitare &amp; Skogsstyrelsen, 2019).</w:t>
       </w:r>
     </w:p>
     <w:p>
@@ -619,10 +801,18 @@
         <w:rPr>
           <w:b/>
         </w:rPr>
-        <w:t xml:space="preserve">6.4.3 </w:t>
-      </w:r>
-      <w:r>
-        <w:t>Bevarandeåtgärder genomförs för de kända förekomster av rödlistade arter som påverkas av skogsbruk.</w:t>
+        <w:t xml:space="preserve">6.4.1 </w:t>
+      </w:r>
+      <w:r>
+        <w:t>Följande biotoper undantas från alla skogsbruksåtgärder, förutom åtgärder påkallade för att bevara eller främja biotopens naturliga eller hävdbetingade biologiska mångfald:</w:t>
+      </w:r>
+    </w:p>
+    <w:p>
+      <w:pPr>
+        <w:ind w:left="357"/>
+      </w:pPr>
+      <w:r>
+        <w:t>b) nyckelbiotoper enligt Skogsstyrelsens definition och metod (1995)</w:t>
       </w:r>
     </w:p>
     <w:p>
@@ -640,7 +830,36 @@
         <w:rPr>
           <w:i/>
         </w:rPr>
-        <w:t>I det aktuella skogsområdet har 14 naturvårdsarter varav 11 rödlistade arter sina livsmiljöer och växtplatser.</w:t>
+        <w:t>I det aktuella skogsområdet har 24 rödlistade arter och signalarter påträffats. Detta ska jämföras med Skogsstyrelsens uppföljning 2017 av nyckelbiotoper som visade att man i genomsnitt hittar 20,6 olika rödlistade arter och signalarter i en nyckelbiotop (Wijk, S. 2017. Biologisk mångfald i nyckelbiotoper – Resultat från inventeringen “Uppföljning biologisk mångfald” 2009–2015. Rapport 4/2017 Skogsstyrelsen, Jönköping).</w:t>
+      </w:r>
+    </w:p>
+    <w:p>
+      <w:r>
+        <w:rPr>
+          <w:b/>
+        </w:rPr>
+        <w:t xml:space="preserve">6.4.3 </w:t>
+      </w:r>
+      <w:r>
+        <w:t>Bevarandeåtgärder genomförs för de kända förekomster av rödlistade arter som påverkas av skogsbruk.</w:t>
+      </w:r>
+    </w:p>
+    <w:p>
+      <w:pPr>
+        <w:pStyle w:val="ListBullet"/>
+      </w:pPr>
+      <w:r>
+        <w:rPr>
+          <w:b/>
+          <w:i/>
+        </w:rPr>
+        <w:t xml:space="preserve">Kommentar: </w:t>
+      </w:r>
+      <w:r>
+        <w:rPr>
+          <w:i/>
+        </w:rPr>
+        <w:t>I det aktuella skogsområdet har 26 naturvårdsarter varav 21 rödlistade arter sina livsmiljöer och växtplatser.</w:t>
       </w:r>
     </w:p>
     <w:p>

--- a/klagomål/Västra Kikkejaure Rengärdet avvanm FSC-klagomål.docx
+++ b/klagomål/Västra Kikkejaure Rengärdet avvanm FSC-klagomål.docx
@@ -1474,7 +1474,7 @@
     <w:r>
       <w:tab/>
       <w:tab/>
-      <w:t>2026-08-15</w:t>
+      <w:t>2026-08-16</w:t>
       <w:br/>
       <w:br/>
     </w:r>

--- a/klagomål/Västra Kikkejaure Rengärdet avvanm FSC-klagomål.docx
+++ b/klagomål/Västra Kikkejaure Rengärdet avvanm FSC-klagomål.docx
@@ -1474,7 +1474,7 @@
     <w:r>
       <w:tab/>
       <w:tab/>
-      <w:t>2026-08-16</w:t>
+      <w:t>2026-08-17</w:t>
       <w:br/>
       <w:br/>
     </w:r>

--- a/klagomål/Västra Kikkejaure Rengärdet avvanm FSC-klagomål.docx
+++ b/klagomål/Västra Kikkejaure Rengärdet avvanm FSC-klagomål.docx
@@ -1474,7 +1474,7 @@
     <w:r>
       <w:tab/>
       <w:tab/>
-      <w:t>2026-08-17</w:t>
+      <w:t>2026-08-18</w:t>
       <w:br/>
       <w:br/>
     </w:r>

--- a/klagomål/Västra Kikkejaure Rengärdet avvanm FSC-klagomål.docx
+++ b/klagomål/Västra Kikkejaure Rengärdet avvanm FSC-klagomål.docx
@@ -1474,7 +1474,7 @@
     <w:r>
       <w:tab/>
       <w:tab/>
-      <w:t>2026-08-18</w:t>
+      <w:t>2026-08-19</w:t>
       <w:br/>
       <w:br/>
     </w:r>

--- a/klagomål/Västra Kikkejaure Rengärdet avvanm FSC-klagomål.docx
+++ b/klagomål/Västra Kikkejaure Rengärdet avvanm FSC-klagomål.docx
@@ -1474,7 +1474,7 @@
     <w:r>
       <w:tab/>
       <w:tab/>
-      <w:t>2026-08-19</w:t>
+      <w:t>2026-08-20</w:t>
       <w:br/>
       <w:br/>
     </w:r>

--- a/klagomål/Västra Kikkejaure Rengärdet avvanm FSC-klagomål.docx
+++ b/klagomål/Västra Kikkejaure Rengärdet avvanm FSC-klagomål.docx
@@ -1474,7 +1474,7 @@
     <w:r>
       <w:tab/>
       <w:tab/>
-      <w:t>2026-08-20</w:t>
+      <w:t>2026-08-21</w:t>
       <w:br/>
       <w:br/>
     </w:r>

--- a/klagomål/Västra Kikkejaure Rengärdet avvanm FSC-klagomål.docx
+++ b/klagomål/Västra Kikkejaure Rengärdet avvanm FSC-klagomål.docx
@@ -1474,7 +1474,7 @@
     <w:r>
       <w:tab/>
       <w:tab/>
-      <w:t>2026-08-21</w:t>
+      <w:t>2026-08-22</w:t>
       <w:br/>
       <w:br/>
     </w:r>

--- a/klagomål/Västra Kikkejaure Rengärdet avvanm FSC-klagomål.docx
+++ b/klagomål/Västra Kikkejaure Rengärdet avvanm FSC-klagomål.docx
@@ -1474,7 +1474,7 @@
     <w:r>
       <w:tab/>
       <w:tab/>
-      <w:t>2026-08-22</w:t>
+      <w:t>2026-08-23</w:t>
       <w:br/>
       <w:br/>
     </w:r>

--- a/klagomål/Västra Kikkejaure Rengärdet avvanm FSC-klagomål.docx
+++ b/klagomål/Västra Kikkejaure Rengärdet avvanm FSC-klagomål.docx
@@ -1474,7 +1474,7 @@
     <w:r>
       <w:tab/>
       <w:tab/>
-      <w:t>2026-08-23</w:t>
+      <w:t>2026-08-24</w:t>
       <w:br/>
       <w:br/>
     </w:r>

--- a/klagomål/Västra Kikkejaure Rengärdet avvanm FSC-klagomål.docx
+++ b/klagomål/Västra Kikkejaure Rengärdet avvanm FSC-klagomål.docx
@@ -1474,7 +1474,7 @@
     <w:r>
       <w:tab/>
       <w:tab/>
-      <w:t>2026-08-24</w:t>
+      <w:t>2026-08-25</w:t>
       <w:br/>
       <w:br/>
     </w:r>

--- a/klagomål/Västra Kikkejaure Rengärdet avvanm FSC-klagomål.docx
+++ b/klagomål/Västra Kikkejaure Rengärdet avvanm FSC-klagomål.docx
@@ -1474,7 +1474,7 @@
     <w:r>
       <w:tab/>
       <w:tab/>
-      <w:t>2026-08-25</w:t>
+      <w:t>2026-08-26</w:t>
       <w:br/>
       <w:br/>
     </w:r>

--- a/klagomål/Västra Kikkejaure Rengärdet avvanm FSC-klagomål.docx
+++ b/klagomål/Västra Kikkejaure Rengärdet avvanm FSC-klagomål.docx
@@ -1474,7 +1474,7 @@
     <w:r>
       <w:tab/>
       <w:tab/>
-      <w:t>2026-08-26</w:t>
+      <w:t>2026-08-27</w:t>
       <w:br/>
       <w:br/>
     </w:r>

--- a/klagomål/Västra Kikkejaure Rengärdet avvanm FSC-klagomål.docx
+++ b/klagomål/Västra Kikkejaure Rengärdet avvanm FSC-klagomål.docx
@@ -1474,7 +1474,7 @@
     <w:r>
       <w:tab/>
       <w:tab/>
-      <w:t>2026-08-27</w:t>
+      <w:t>2026-08-28</w:t>
       <w:br/>
       <w:br/>
     </w:r>

--- a/klagomål/Västra Kikkejaure Rengärdet avvanm FSC-klagomål.docx
+++ b/klagomål/Västra Kikkejaure Rengärdet avvanm FSC-klagomål.docx
@@ -1474,7 +1474,7 @@
     <w:r>
       <w:tab/>
       <w:tab/>
-      <w:t>2026-08-28</w:t>
+      <w:t>2026-08-29</w:t>
       <w:br/>
       <w:br/>
     </w:r>

--- a/klagomål/Västra Kikkejaure Rengärdet avvanm FSC-klagomål.docx
+++ b/klagomål/Västra Kikkejaure Rengärdet avvanm FSC-klagomål.docx
@@ -1474,7 +1474,7 @@
     <w:r>
       <w:tab/>
       <w:tab/>
-      <w:t>2026-08-29</w:t>
+      <w:t>2026-08-30</w:t>
       <w:br/>
       <w:br/>
     </w:r>

--- a/klagomål/Västra Kikkejaure Rengärdet avvanm FSC-klagomål.docx
+++ b/klagomål/Västra Kikkejaure Rengärdet avvanm FSC-klagomål.docx
@@ -1474,7 +1474,7 @@
     <w:r>
       <w:tab/>
       <w:tab/>
-      <w:t>2026-08-30</w:t>
+      <w:t>2026-08-31</w:t>
       <w:br/>
       <w:br/>
     </w:r>

--- a/klagomål/Västra Kikkejaure Rengärdet avvanm FSC-klagomål.docx
+++ b/klagomål/Västra Kikkejaure Rengärdet avvanm FSC-klagomål.docx
@@ -1474,7 +1474,7 @@
     <w:r>
       <w:tab/>
       <w:tab/>
-      <w:t>2026-08-31</w:t>
+      <w:t>2026-09-01</w:t>
       <w:br/>
       <w:br/>
     </w:r>

--- a/klagomål/Västra Kikkejaure Rengärdet avvanm FSC-klagomål.docx
+++ b/klagomål/Västra Kikkejaure Rengärdet avvanm FSC-klagomål.docx
@@ -1474,7 +1474,7 @@
     <w:r>
       <w:tab/>
       <w:tab/>
-      <w:t>2026-09-01</w:t>
+      <w:t>2026-09-02</w:t>
       <w:br/>
       <w:br/>
     </w:r>

--- a/klagomål/Västra Kikkejaure Rengärdet avvanm FSC-klagomål.docx
+++ b/klagomål/Västra Kikkejaure Rengärdet avvanm FSC-klagomål.docx
@@ -1474,7 +1474,7 @@
     <w:r>
       <w:tab/>
       <w:tab/>
-      <w:t>2026-09-02</w:t>
+      <w:t>2026-09-03</w:t>
       <w:br/>
       <w:br/>
     </w:r>

--- a/klagomål/Västra Kikkejaure Rengärdet avvanm FSC-klagomål.docx
+++ b/klagomål/Västra Kikkejaure Rengärdet avvanm FSC-klagomål.docx
@@ -1474,7 +1474,7 @@
     <w:r>
       <w:tab/>
       <w:tab/>
-      <w:t>2026-09-03</w:t>
+      <w:t>2026-09-04</w:t>
       <w:br/>
       <w:br/>
     </w:r>

--- a/klagomål/Västra Kikkejaure Rengärdet avvanm FSC-klagomål.docx
+++ b/klagomål/Västra Kikkejaure Rengärdet avvanm FSC-klagomål.docx
@@ -1474,7 +1474,7 @@
     <w:r>
       <w:tab/>
       <w:tab/>
-      <w:t>2026-09-04</w:t>
+      <w:t>2026-09-05</w:t>
       <w:br/>
       <w:br/>
     </w:r>

--- a/klagomål/Västra Kikkejaure Rengärdet avvanm FSC-klagomål.docx
+++ b/klagomål/Västra Kikkejaure Rengärdet avvanm FSC-klagomål.docx
@@ -1474,7 +1474,7 @@
     <w:r>
       <w:tab/>
       <w:tab/>
-      <w:t>2026-09-05</w:t>
+      <w:t>2026-09-06</w:t>
       <w:br/>
       <w:br/>
     </w:r>

--- a/klagomål/Västra Kikkejaure Rengärdet avvanm FSC-klagomål.docx
+++ b/klagomål/Västra Kikkejaure Rengärdet avvanm FSC-klagomål.docx
@@ -1474,7 +1474,7 @@
     <w:r>
       <w:tab/>
       <w:tab/>
-      <w:t>2026-09-06</w:t>
+      <w:t>2026-09-07</w:t>
       <w:br/>
       <w:br/>
     </w:r>

--- a/klagomål/Västra Kikkejaure Rengärdet avvanm FSC-klagomål.docx
+++ b/klagomål/Västra Kikkejaure Rengärdet avvanm FSC-klagomål.docx
@@ -1474,7 +1474,7 @@
     <w:r>
       <w:tab/>
       <w:tab/>
-      <w:t>2026-09-07</w:t>
+      <w:t>2026-09-08</w:t>
       <w:br/>
       <w:br/>
     </w:r>

--- a/klagomål/Västra Kikkejaure Rengärdet avvanm FSC-klagomål.docx
+++ b/klagomål/Västra Kikkejaure Rengärdet avvanm FSC-klagomål.docx
@@ -1474,7 +1474,7 @@
     <w:r>
       <w:tab/>
       <w:tab/>
-      <w:t>2026-09-08</w:t>
+      <w:t>2026-09-09</w:t>
       <w:br/>
       <w:br/>
     </w:r>

--- a/klagomål/Västra Kikkejaure Rengärdet avvanm FSC-klagomål.docx
+++ b/klagomål/Västra Kikkejaure Rengärdet avvanm FSC-klagomål.docx
@@ -1474,7 +1474,7 @@
     <w:r>
       <w:tab/>
       <w:tab/>
-      <w:t>2026-09-09</w:t>
+      <w:t>2026-09-10</w:t>
       <w:br/>
       <w:br/>
     </w:r>

--- a/klagomål/Västra Kikkejaure Rengärdet avvanm FSC-klagomål.docx
+++ b/klagomål/Västra Kikkejaure Rengärdet avvanm FSC-klagomål.docx
@@ -1474,7 +1474,7 @@
     <w:r>
       <w:tab/>
       <w:tab/>
-      <w:t>2026-09-10</w:t>
+      <w:t>2026-09-11</w:t>
       <w:br/>
       <w:br/>
     </w:r>

--- a/klagomål/Västra Kikkejaure Rengärdet avvanm FSC-klagomål.docx
+++ b/klagomål/Västra Kikkejaure Rengärdet avvanm FSC-klagomål.docx
@@ -1474,7 +1474,7 @@
     <w:r>
       <w:tab/>
       <w:tab/>
-      <w:t>2026-09-11</w:t>
+      <w:t>2026-09-12</w:t>
       <w:br/>
       <w:br/>
     </w:r>
